--- a/家具租賃系統_SDS文件.docx
+++ b/家具租賃系統_SDS文件.docx
@@ -3848,7 +3848,7 @@
       <w:pPr>
         <w:ind w:leftChars="590" w:left="1416"/>
         <w:rPr>
-          <w:rFonts w:ascii="標楷體" w:eastAsia="標楷體" w:hAnsi="標楷體" w:cs="Times New Roman" w:hint="eastAsia"/>
+          <w:rFonts w:ascii="標楷體" w:eastAsia="標楷體" w:hAnsi="標楷體" w:cs="Times New Roman"/>
           <w:b/>
           <w:bCs/>
         </w:rPr>
@@ -3953,7 +3953,7 @@
         <w:pStyle w:val="aa"/>
         <w:ind w:left="1898"/>
         <w:rPr>
-          <w:rFonts w:ascii="標楷體" w:eastAsia="標楷體" w:hAnsi="標楷體" w:cs="Times New Roman" w:hint="eastAsia"/>
+          <w:rFonts w:ascii="標楷體" w:eastAsia="標楷體" w:hAnsi="標楷體" w:cs="Times New Roman"/>
           <w:b/>
           <w:bCs/>
         </w:rPr>
@@ -4055,7 +4055,7 @@
         <w:pStyle w:val="aa"/>
         <w:ind w:left="1898" w:firstLineChars="331" w:firstLine="795"/>
         <w:rPr>
-          <w:rFonts w:ascii="標楷體" w:eastAsia="標楷體" w:hAnsi="標楷體" w:cs="Times New Roman" w:hint="eastAsia"/>
+          <w:rFonts w:ascii="標楷體" w:eastAsia="標楷體" w:hAnsi="標楷體" w:cs="Times New Roman"/>
           <w:b/>
           <w:bCs/>
         </w:rPr>
@@ -4179,7 +4179,7 @@
         <w:pStyle w:val="aa"/>
         <w:ind w:left="1898"/>
         <w:rPr>
-          <w:rFonts w:ascii="標楷體" w:eastAsia="標楷體" w:hAnsi="標楷體" w:cs="Times New Roman" w:hint="eastAsia"/>
+          <w:rFonts w:ascii="標楷體" w:eastAsia="標楷體" w:hAnsi="標楷體" w:cs="Times New Roman"/>
           <w:b/>
           <w:bCs/>
         </w:rPr>
@@ -4490,7 +4490,7 @@
         <w:pStyle w:val="aa"/>
         <w:ind w:left="1898"/>
         <w:rPr>
-          <w:rFonts w:ascii="標楷體" w:eastAsia="標楷體" w:hAnsi="標楷體" w:cs="Times New Roman" w:hint="eastAsia"/>
+          <w:rFonts w:ascii="標楷體" w:eastAsia="標楷體" w:hAnsi="標楷體" w:cs="Times New Roman"/>
           <w:b/>
           <w:bCs/>
         </w:rPr>
@@ -4509,7 +4509,7 @@
         <w:pStyle w:val="aa"/>
         <w:ind w:left="1898"/>
         <w:rPr>
-          <w:rFonts w:ascii="標楷體" w:eastAsia="標楷體" w:hAnsi="標楷體" w:cs="Times New Roman" w:hint="eastAsia"/>
+          <w:rFonts w:ascii="標楷體" w:eastAsia="標楷體" w:hAnsi="標楷體" w:cs="Times New Roman"/>
           <w:b/>
           <w:bCs/>
         </w:rPr>
@@ -4633,7 +4633,7 @@
         <w:pStyle w:val="aa"/>
         <w:ind w:left="1898"/>
         <w:rPr>
-          <w:rFonts w:ascii="標楷體" w:eastAsia="標楷體" w:hAnsi="標楷體" w:cs="Times New Roman" w:hint="eastAsia"/>
+          <w:rFonts w:ascii="標楷體" w:eastAsia="標楷體" w:hAnsi="標楷體" w:cs="Times New Roman"/>
           <w:b/>
           <w:bCs/>
         </w:rPr>
@@ -4676,7 +4676,7 @@
         <w:pStyle w:val="aa"/>
         <w:ind w:left="1898"/>
         <w:rPr>
-          <w:rFonts w:ascii="標楷體" w:eastAsia="標楷體" w:hAnsi="標楷體" w:cs="Times New Roman" w:hint="eastAsia"/>
+          <w:rFonts w:ascii="標楷體" w:eastAsia="標楷體" w:hAnsi="標楷體" w:cs="Times New Roman"/>
           <w:b/>
           <w:bCs/>
         </w:rPr>
@@ -4754,15 +4754,7 @@
           <w:b/>
           <w:bCs/>
         </w:rPr>
-        <w:t>如：</w:t>
-      </w:r>
-      <w:r>
-        <w:rPr>
-          <w:rFonts w:ascii="標楷體" w:eastAsia="標楷體" w:hAnsi="標楷體" w:cs="Times New Roman" w:hint="eastAsia"/>
-          <w:b/>
-          <w:bCs/>
-        </w:rPr>
-        <w:t>t</w:t>
+        <w:t>如：t</w:t>
       </w:r>
       <w:r>
         <w:rPr>
@@ -4826,7 +4818,7 @@
         <w:pStyle w:val="aa"/>
         <w:ind w:left="2694"/>
         <w:rPr>
-          <w:rFonts w:ascii="標楷體" w:eastAsia="標楷體" w:hAnsi="標楷體" w:cs="Times New Roman" w:hint="eastAsia"/>
+          <w:rFonts w:ascii="標楷體" w:eastAsia="標楷體" w:hAnsi="標楷體" w:cs="Times New Roman"/>
           <w:b/>
           <w:bCs/>
         </w:rPr>
@@ -4883,7 +4875,7 @@
         <w:pStyle w:val="aa"/>
         <w:ind w:left="1898"/>
         <w:rPr>
-          <w:rFonts w:ascii="標楷體" w:eastAsia="標楷體" w:hAnsi="標楷體" w:cs="Times New Roman" w:hint="eastAsia"/>
+          <w:rFonts w:ascii="標楷體" w:eastAsia="標楷體" w:hAnsi="標楷體" w:cs="Times New Roman"/>
           <w:b/>
           <w:bCs/>
         </w:rPr>
@@ -4926,7 +4918,7 @@
         <w:pStyle w:val="aa"/>
         <w:ind w:left="1898"/>
         <w:rPr>
-          <w:rFonts w:ascii="標楷體" w:eastAsia="標楷體" w:hAnsi="標楷體" w:cs="Times New Roman" w:hint="eastAsia"/>
+          <w:rFonts w:ascii="標楷體" w:eastAsia="標楷體" w:hAnsi="標楷體" w:cs="Times New Roman"/>
           <w:b/>
           <w:bCs/>
         </w:rPr>
@@ -4969,7 +4961,7 @@
         <w:pStyle w:val="aa"/>
         <w:ind w:leftChars="791" w:left="2693" w:hangingChars="331" w:hanging="795"/>
         <w:rPr>
-          <w:rFonts w:ascii="標楷體" w:eastAsia="標楷體" w:hAnsi="標楷體" w:cs="Times New Roman" w:hint="eastAsia"/>
+          <w:rFonts w:ascii="標楷體" w:eastAsia="標楷體" w:hAnsi="標楷體" w:cs="Times New Roman"/>
           <w:b/>
           <w:bCs/>
         </w:rPr>
@@ -5026,7 +5018,7 @@
         <w:pStyle w:val="aa"/>
         <w:ind w:left="1898"/>
         <w:rPr>
-          <w:rFonts w:ascii="標楷體" w:eastAsia="標楷體" w:hAnsi="標楷體" w:cs="Times New Roman" w:hint="eastAsia"/>
+          <w:rFonts w:ascii="標楷體" w:eastAsia="標楷體" w:hAnsi="標楷體" w:cs="Times New Roman"/>
           <w:b/>
           <w:bCs/>
         </w:rPr>
@@ -5153,7 +5145,17 @@
           <w:b/>
           <w:bCs/>
         </w:rPr>
-        <w:t>功能：刪除訂單資訊。</w:t>
+        <w:t>功能：刪除倉儲</w:t>
+      </w:r>
+      <w:bookmarkStart w:id="4" w:name="_GoBack"/>
+      <w:bookmarkEnd w:id="4"/>
+      <w:r>
+        <w:rPr>
+          <w:rFonts w:ascii="標楷體" w:eastAsia="標楷體" w:hAnsi="標楷體" w:cs="Times New Roman" w:hint="eastAsia"/>
+          <w:b/>
+          <w:bCs/>
+        </w:rPr>
+        <w:t>資訊。</w:t>
       </w:r>
     </w:p>
     <w:p>
@@ -5161,7 +5163,7 @@
         <w:pStyle w:val="aa"/>
         <w:ind w:left="1898"/>
         <w:rPr>
-          <w:rFonts w:ascii="標楷體" w:eastAsia="標楷體" w:hAnsi="標楷體" w:cs="Times New Roman" w:hint="eastAsia"/>
+          <w:rFonts w:ascii="標楷體" w:eastAsia="標楷體" w:hAnsi="標楷體" w:cs="Times New Roman"/>
           <w:b/>
           <w:bCs/>
         </w:rPr>
@@ -5180,7 +5182,7 @@
         <w:pStyle w:val="aa"/>
         <w:ind w:left="1898"/>
         <w:rPr>
-          <w:rFonts w:ascii="標楷體" w:eastAsia="標楷體" w:hAnsi="標楷體" w:cs="Times New Roman" w:hint="eastAsia"/>
+          <w:rFonts w:ascii="標楷體" w:eastAsia="標楷體" w:hAnsi="標楷體" w:cs="Times New Roman"/>
           <w:b/>
           <w:bCs/>
         </w:rPr>
@@ -5368,8 +5370,6 @@
         </w:rPr>
         <w:t>友好性。</w:t>
       </w:r>
-      <w:bookmarkStart w:id="4" w:name="_GoBack"/>
-      <w:bookmarkEnd w:id="4"/>
     </w:p>
     <w:p>
       <w:pPr>
@@ -10364,6 +10364,7 @@
         <w:docPartUnique/>
       </w:docPartObj>
     </w:sdtPr>
+    <w:sdtEndPr/>
     <w:sdtContent>
       <w:p>
         <w:pPr>
@@ -10667,7 +10668,7 @@
     <w:pPr>
       <w:pStyle w:val="af0"/>
       <w:rPr>
-        <w:rFonts w:ascii="Times New Roman" w:eastAsia="標楷體" w:hAnsi="Times New Roman" w:cs="Times New Roman" w:hint="eastAsia"/>
+        <w:rFonts w:ascii="Times New Roman" w:eastAsia="標楷體" w:hAnsi="Times New Roman" w:cs="Times New Roman"/>
       </w:rPr>
     </w:pPr>
   </w:p>
